--- a/Задача від 14.10.2026 переклад французька/2. Позиции и аналитические материалы по существу расследования/20260509 Analyse des pieces de l'enquete volet Agence.docx
+++ b/Задача від 14.10.2026 переклад французька/2. Позиции и аналитические материалы по существу расследования/20260509 Analyse des pieces de l'enquete volet Agence.docx
@@ -1057,7 +1057,7 @@
         </w:rPr>
       </w:pPr>
       <w:r>
-        <w:t>Concernant WALDO TRADE LTD, il est indiqué 82 contrats pour un montant total de 5 186 435,61 USD et 650 925 EUR pour la période du 20.07.2010 au 24.03.2014, notamment concernant la réparation et la vente d'équipements vers la FR.</w:t>
+        <w:t>Concernant WALDO TRADE LTD, il est indiqué 82 contrats pour un montant total de 5 186 435,61 USD et 650 925 EUR pour la période du 20.07.2010 au 24.03.2014, notamment concernant la réparation et la vente d'équipements vers la Fédération de Russie.</w:t>
       </w:r>
     </w:p>
     <w:p>
@@ -15019,7 +15019,7 @@
         </w:rPr>
       </w:pPr>
       <w:r>
-        <w:t>L'ONAF relève expressément que le faisceau d'incohérences constatées, l'absence de rationalité économique et la teneur de la correspondance sont de nature à démontrer que la véritable vocation de ces actes consistait à justifier des flux bancaires, et non à attester d'opérations commerciales effectives.</w:t>
+        <w:t>L'ONAF relève expressément que le faisceau d'incohérences constatées, l'absence de rationalité économique et la teneur de la correspondance peuvent indiquer que la véritable fonction de ces documents consistait à justifier des flux bancaires, et non à attester d'opérations commerciales effectives.</w:t>
       </w:r>
     </w:p>
     <w:sectPr>

--- a/Задача від 14.10.2026 переклад французька/2. Позиции и аналитические материалы по существу расследования/20260509 Analyse des pieces de l'enquete volet Agence.docx
+++ b/Задача від 14.10.2026 переклад французька/2. Позиции и аналитические материалы по существу расследования/20260509 Analyse des pieces de l'enquete volet Agence.docx
@@ -15292,7 +15292,7 @@
       <w:headerReference w:type="default" r:id="rId10"/>
       <w:footerReference w:type="default" r:id="rId11"/>
       <w:pgSz w:w="11906" w:h="16838"/>
-      <w:pgMar w:top="567" w:right="1134" w:bottom="1134" w:left="2126" w:header="709" w:footer="709" w:gutter="0"/>
+      <w:pgMar w:top="1134" w:right="1134" w:bottom="1134" w:left="2126" w:header="709" w:footer="709" w:gutter="0"/>
       <w:cols w:space="708"/>
       <w:docGrid w:linePitch="360"/>
     </w:sectPr>
